--- a/documents/이력서_이학산.docx
+++ b/documents/이력서_이학산.docx
@@ -118,7 +118,7 @@
           </w:tcPr>
           <w:p>
             <w:r>
-              <w:t>(카드2·3 완료 후 공개 사이트 URL 기재 — 현재 미정)</w:t>
+              <w:t>https://leehaksan.github.io/ex_12/site/index.html</w:t>
             </w:r>
           </w:p>
         </w:tc>
@@ -256,7 +256,7 @@
           </w:tcPr>
           <w:p>
             <w:r>
-              <w:t>(시기 미상, SevMerge 이전)</w:t>
+              <w:t>1일 (SevMerge 이후)</w:t>
             </w:r>
           </w:p>
         </w:tc>
@@ -276,7 +276,7 @@
           </w:tcPr>
           <w:p>
             <w:r>
-              <w:t>독학으로 만든 첫 게임 프로젝트 (github.com/LeeHakSan/flappy-bird). **정확한 제작 기간 본인 확인 필요**</w:t>
+              <w:t>AI 도구를 활용해(바이브코딩) 하루 만에 만든 게임 프로젝트 (github.com/LeeHakSan/flappy-bird)</w:t>
             </w:r>
           </w:p>
         </w:tc>
@@ -286,7 +286,7 @@
           </w:tcPr>
           <w:p>
             <w:r>
-              <w:t>자기동기력</w:t>
+              <w:t>새로운 도구 활용력</w:t>
             </w:r>
           </w:p>
         </w:tc>
